--- a/03_Outputs/final scripts/es/Module 1/1.1.3-es.docx
+++ b/03_Outputs/final scripts/es/Module 1/1.1.3-es.docx
@@ -14,7 +14,7 @@
     </w:p>
     <w:p>
       <w:r>
-        <w:t xml:space="preserve">Nos sumergiremos en cómo la energía sostenible apoya tres grandes objetivos globales: proteger el medio ambiente, garantizar la seguridad energética y promover el desarrollo socioeconómico.  </w:t>
+        <w:t xml:space="preserve">Nos adentraremos en cómo la energía sostenible apoya tres grandes objetivos globales: proteger el medio ambiente, garantizar la seguridad energética y promover el desarrollo socioeconómico.  </w:t>
       </w:r>
     </w:p>
     <w:p>
@@ -29,7 +29,7 @@
     </w:p>
     <w:p>
       <w:r>
-        <w:t xml:space="preserve">Prepárate para descubrir cómo la energía sostenible está moldeando el futuro de nuestro planeta y sociedad.  </w:t>
+        <w:t xml:space="preserve">Descubre cómo la energía sostenible está moldeando el futuro de nuestro planeta y sociedad.  </w:t>
       </w:r>
     </w:p>
     <w:p>
